--- a/contact manager.docx
+++ b/contact manager.docx
@@ -207,10 +207,20 @@
         <w:rPr>
           <w:rFonts w:ascii="Times New Roman" w:eastAsia="Times New Roman" w:hAnsi="Times New Roman" w:cs="Times New Roman"/>
           <w:bCs/>
+          <w:sz w:val="24"/>
+          <w:szCs w:val="24"/>
+        </w:rPr>
+      </w:pPr>
+      <w:r>
+        <w:rPr>
+          <w:rFonts w:ascii="Times New Roman" w:eastAsia="Times New Roman" w:hAnsi="Times New Roman" w:cs="Times New Roman"/>
+          <w:b/>
           <w:sz w:val="28"/>
           <w:szCs w:val="28"/>
         </w:rPr>
-      </w:pPr>
+        <w:t xml:space="preserve">Team </w:t>
+      </w:r>
+      <w:proofErr w:type="gramStart"/>
       <w:r>
         <w:rPr>
           <w:rFonts w:ascii="Times New Roman" w:eastAsia="Times New Roman" w:hAnsi="Times New Roman" w:cs="Times New Roman"/>
@@ -218,27 +228,243 @@
           <w:sz w:val="28"/>
           <w:szCs w:val="28"/>
         </w:rPr>
-        <w:t xml:space="preserve">Team </w:t>
-      </w:r>
-      <w:proofErr w:type="gramStart"/>
-      <w:r>
-        <w:rPr>
-          <w:rFonts w:ascii="Times New Roman" w:eastAsia="Times New Roman" w:hAnsi="Times New Roman" w:cs="Times New Roman"/>
-          <w:b/>
+        <w:t>Leader</w:t>
+      </w:r>
+      <w:r>
+        <w:rPr>
+          <w:rFonts w:ascii="Times New Roman" w:eastAsia="Times New Roman" w:hAnsi="Times New Roman" w:cs="Times New Roman"/>
+          <w:sz w:val="24"/>
+          <w:szCs w:val="24"/>
+        </w:rPr>
+        <w:t xml:space="preserve"> :</w:t>
+      </w:r>
+      <w:proofErr w:type="gramEnd"/>
+      <w:r>
+        <w:rPr>
+          <w:rFonts w:ascii="Times New Roman" w:eastAsia="Times New Roman" w:hAnsi="Times New Roman" w:cs="Times New Roman"/>
+          <w:sz w:val="24"/>
+          <w:szCs w:val="24"/>
+        </w:rPr>
+        <w:t xml:space="preserve"> </w:t>
+      </w:r>
+      <w:r>
+        <w:rPr>
+          <w:rFonts w:ascii="Times New Roman" w:eastAsia="Times New Roman" w:hAnsi="Times New Roman" w:cs="Times New Roman"/>
+          <w:b/>
+          <w:sz w:val="24"/>
+          <w:szCs w:val="24"/>
+        </w:rPr>
+        <w:t xml:space="preserve">JAYASREE </w:t>
+      </w:r>
+      <w:r>
+        <w:rPr>
+          <w:rFonts w:ascii="Times New Roman" w:eastAsia="Times New Roman" w:hAnsi="Times New Roman" w:cs="Times New Roman"/>
+          <w:b/>
+          <w:sz w:val="24"/>
+          <w:szCs w:val="24"/>
+        </w:rPr>
+        <w:t>S</w:t>
+      </w:r>
+      <w:r>
+        <w:rPr>
+          <w:rFonts w:ascii="Times New Roman" w:eastAsia="Times New Roman" w:hAnsi="Times New Roman" w:cs="Times New Roman"/>
+          <w:b/>
+          <w:sz w:val="24"/>
+          <w:szCs w:val="24"/>
+        </w:rPr>
+        <w:t xml:space="preserve"> </w:t>
+      </w:r>
+      <w:r>
+        <w:rPr>
+          <w:rFonts w:ascii="Times New Roman" w:eastAsia="Times New Roman" w:hAnsi="Times New Roman" w:cs="Times New Roman"/>
+          <w:b/>
+          <w:sz w:val="24"/>
+          <w:szCs w:val="24"/>
+        </w:rPr>
+        <w:t>–</w:t>
+      </w:r>
+      <w:r>
+        <w:rPr>
+          <w:rFonts w:ascii="Times New Roman" w:eastAsia="Times New Roman" w:hAnsi="Times New Roman" w:cs="Times New Roman"/>
+          <w:b/>
+          <w:sz w:val="24"/>
+          <w:szCs w:val="24"/>
+        </w:rPr>
+        <w:t xml:space="preserve"> </w:t>
+      </w:r>
+      <w:r>
+        <w:rPr>
+          <w:rFonts w:ascii="Times New Roman" w:eastAsia="Times New Roman" w:hAnsi="Times New Roman" w:cs="Times New Roman"/>
+          <w:bCs/>
+          <w:sz w:val="24"/>
+          <w:szCs w:val="24"/>
+        </w:rPr>
+        <w:t>Developer</w:t>
+      </w:r>
+      <w:r>
+        <w:rPr>
+          <w:rFonts w:ascii="Times New Roman" w:eastAsia="Times New Roman" w:hAnsi="Times New Roman" w:cs="Times New Roman"/>
+          <w:bCs/>
+          <w:sz w:val="24"/>
+          <w:szCs w:val="24"/>
+        </w:rPr>
+        <w:t xml:space="preserve"> </w:t>
+      </w:r>
+    </w:p>
+    <w:p>
+      <w:pPr>
+        <w:spacing w:before="100" w:beforeAutospacing="1" w:after="100" w:afterAutospacing="1" w:line="240" w:lineRule="auto"/>
+        <w:rPr>
+          <w:rFonts w:ascii="Times New Roman" w:eastAsia="Times New Roman" w:hAnsi="Times New Roman" w:cs="Times New Roman"/>
+          <w:bCs/>
           <w:sz w:val="28"/>
           <w:szCs w:val="28"/>
         </w:rPr>
-        <w:t>Leader</w:t>
-      </w:r>
-      <w:r>
-        <w:rPr>
-          <w:rFonts w:ascii="Times New Roman" w:eastAsia="Times New Roman" w:hAnsi="Times New Roman" w:cs="Times New Roman"/>
-          <w:sz w:val="24"/>
-          <w:szCs w:val="24"/>
-        </w:rPr>
-        <w:t xml:space="preserve"> :</w:t>
+      </w:pPr>
+      <w:r>
+        <w:rPr>
+          <w:rFonts w:ascii="Times New Roman" w:eastAsia="Times New Roman" w:hAnsi="Times New Roman" w:cs="Times New Roman"/>
+          <w:bCs/>
+          <w:sz w:val="24"/>
+          <w:szCs w:val="24"/>
+        </w:rPr>
+        <w:t xml:space="preserve">Email </w:t>
+      </w:r>
+      <w:proofErr w:type="gramStart"/>
+      <w:r>
+        <w:rPr>
+          <w:rFonts w:ascii="Times New Roman" w:eastAsia="Times New Roman" w:hAnsi="Times New Roman" w:cs="Times New Roman"/>
+          <w:bCs/>
+          <w:sz w:val="24"/>
+          <w:szCs w:val="24"/>
+        </w:rPr>
+        <w:t>id:jayasreesrinivasan3@gmail.com</w:t>
       </w:r>
       <w:proofErr w:type="gramEnd"/>
+    </w:p>
+    <w:p>
+      <w:pPr>
+        <w:spacing w:before="100" w:beforeAutospacing="1" w:after="100" w:afterAutospacing="1" w:line="240" w:lineRule="auto"/>
+        <w:rPr>
+          <w:rFonts w:ascii="Times New Roman" w:eastAsia="Times New Roman" w:hAnsi="Times New Roman" w:cs="Times New Roman"/>
+          <w:sz w:val="24"/>
+          <w:szCs w:val="24"/>
+        </w:rPr>
+      </w:pPr>
+      <w:r>
+        <w:rPr>
+          <w:rFonts w:ascii="Times New Roman" w:eastAsia="Times New Roman" w:hAnsi="Times New Roman" w:cs="Times New Roman"/>
+          <w:sz w:val="24"/>
+          <w:szCs w:val="24"/>
+        </w:rPr>
+        <w:t xml:space="preserve">Team </w:t>
+      </w:r>
+      <w:proofErr w:type="gramStart"/>
+      <w:r>
+        <w:rPr>
+          <w:rFonts w:ascii="Times New Roman" w:eastAsia="Times New Roman" w:hAnsi="Times New Roman" w:cs="Times New Roman"/>
+          <w:sz w:val="24"/>
+          <w:szCs w:val="24"/>
+        </w:rPr>
+        <w:t>member :</w:t>
+      </w:r>
+      <w:proofErr w:type="gramEnd"/>
+      <w:r>
+        <w:rPr>
+          <w:rFonts w:ascii="Times New Roman" w:eastAsia="Times New Roman" w:hAnsi="Times New Roman" w:cs="Times New Roman"/>
+          <w:sz w:val="24"/>
+          <w:szCs w:val="24"/>
+        </w:rPr>
+        <w:t xml:space="preserve"> GOPIKA S</w:t>
+      </w:r>
+      <w:r>
+        <w:rPr>
+          <w:rFonts w:ascii="Times New Roman" w:eastAsia="Times New Roman" w:hAnsi="Times New Roman" w:cs="Times New Roman"/>
+          <w:sz w:val="24"/>
+          <w:szCs w:val="24"/>
+        </w:rPr>
+        <w:t xml:space="preserve"> - Demo video</w:t>
+      </w:r>
+    </w:p>
+    <w:p>
+      <w:pPr>
+        <w:spacing w:before="100" w:beforeAutospacing="1" w:after="100" w:afterAutospacing="1" w:line="240" w:lineRule="auto"/>
+        <w:rPr>
+          <w:rFonts w:ascii="Times New Roman" w:eastAsia="Times New Roman" w:hAnsi="Times New Roman" w:cs="Times New Roman"/>
+          <w:sz w:val="24"/>
+          <w:szCs w:val="24"/>
+        </w:rPr>
+      </w:pPr>
+      <w:r>
+        <w:rPr>
+          <w:rFonts w:ascii="Times New Roman" w:eastAsia="Times New Roman" w:hAnsi="Times New Roman" w:cs="Times New Roman"/>
+          <w:sz w:val="24"/>
+          <w:szCs w:val="24"/>
+        </w:rPr>
+        <w:t xml:space="preserve">Email </w:t>
+      </w:r>
+      <w:proofErr w:type="gramStart"/>
+      <w:r>
+        <w:rPr>
+          <w:rFonts w:ascii="Times New Roman" w:eastAsia="Times New Roman" w:hAnsi="Times New Roman" w:cs="Times New Roman"/>
+          <w:sz w:val="24"/>
+          <w:szCs w:val="24"/>
+        </w:rPr>
+        <w:t>id:</w:t>
+      </w:r>
+      <w:r>
+        <w:rPr>
+          <w:rFonts w:ascii="Times New Roman" w:eastAsia="Times New Roman" w:hAnsi="Times New Roman" w:cs="Times New Roman"/>
+          <w:sz w:val="24"/>
+          <w:szCs w:val="24"/>
+        </w:rPr>
+        <w:t>gopikasaravanan643</w:t>
+      </w:r>
+      <w:r>
+        <w:rPr>
+          <w:rFonts w:ascii="Times New Roman" w:eastAsia="Times New Roman" w:hAnsi="Times New Roman" w:cs="Times New Roman"/>
+          <w:sz w:val="24"/>
+          <w:szCs w:val="24"/>
+        </w:rPr>
+        <w:t>@gmail.com</w:t>
+      </w:r>
+      <w:proofErr w:type="gramEnd"/>
+    </w:p>
+    <w:p>
+      <w:pPr>
+        <w:spacing w:before="100" w:beforeAutospacing="1" w:after="100" w:afterAutospacing="1" w:line="240" w:lineRule="auto"/>
+        <w:rPr>
+          <w:rFonts w:ascii="Times New Roman" w:eastAsia="Times New Roman" w:hAnsi="Times New Roman" w:cs="Times New Roman"/>
+          <w:sz w:val="24"/>
+          <w:szCs w:val="24"/>
+        </w:rPr>
+      </w:pPr>
+      <w:r>
+        <w:rPr>
+          <w:rFonts w:ascii="Times New Roman" w:eastAsia="Times New Roman" w:hAnsi="Times New Roman" w:cs="Times New Roman"/>
+          <w:sz w:val="24"/>
+          <w:szCs w:val="24"/>
+        </w:rPr>
+        <w:t xml:space="preserve">Team </w:t>
+      </w:r>
+      <w:proofErr w:type="gramStart"/>
+      <w:r>
+        <w:rPr>
+          <w:rFonts w:ascii="Times New Roman" w:eastAsia="Times New Roman" w:hAnsi="Times New Roman" w:cs="Times New Roman"/>
+          <w:sz w:val="24"/>
+          <w:szCs w:val="24"/>
+        </w:rPr>
+        <w:t>member :</w:t>
+      </w:r>
+      <w:proofErr w:type="gramEnd"/>
+      <w:r>
+        <w:rPr>
+          <w:rFonts w:ascii="Times New Roman" w:eastAsia="Times New Roman" w:hAnsi="Times New Roman" w:cs="Times New Roman"/>
+          <w:sz w:val="24"/>
+          <w:szCs w:val="24"/>
+        </w:rPr>
+        <w:t xml:space="preserve"> JAYANTHI S</w:t>
+      </w:r>
       <w:r>
         <w:rPr>
           <w:rFonts w:ascii="Times New Roman" w:eastAsia="Times New Roman" w:hAnsi="Times New Roman" w:cs="Times New Roman"/>
@@ -250,43 +476,51 @@
       <w:r>
         <w:rPr>
           <w:rFonts w:ascii="Times New Roman" w:eastAsia="Times New Roman" w:hAnsi="Times New Roman" w:cs="Times New Roman"/>
-          <w:b/>
-          <w:sz w:val="24"/>
-          <w:szCs w:val="24"/>
-        </w:rPr>
-        <w:t xml:space="preserve">JAYASREE </w:t>
-      </w:r>
-      <w:r>
-        <w:rPr>
-          <w:rFonts w:ascii="Times New Roman" w:eastAsia="Times New Roman" w:hAnsi="Times New Roman" w:cs="Times New Roman"/>
-          <w:b/>
-          <w:sz w:val="24"/>
-          <w:szCs w:val="24"/>
-        </w:rPr>
-        <w:t>S</w:t>
-      </w:r>
-      <w:r>
-        <w:rPr>
-          <w:rFonts w:ascii="Times New Roman" w:eastAsia="Times New Roman" w:hAnsi="Times New Roman" w:cs="Times New Roman"/>
-          <w:b/>
-          <w:sz w:val="24"/>
-          <w:szCs w:val="24"/>
-        </w:rPr>
-        <w:t xml:space="preserve"> - </w:t>
-      </w:r>
-      <w:r>
-        <w:rPr>
-          <w:rFonts w:ascii="Times New Roman" w:eastAsia="Times New Roman" w:hAnsi="Times New Roman" w:cs="Times New Roman"/>
-          <w:bCs/>
-          <w:sz w:val="24"/>
-          <w:szCs w:val="24"/>
-        </w:rPr>
-        <w:t>Developer</w:t>
-      </w:r>
-    </w:p>
-    <w:p>
-      <w:pPr>
-        <w:spacing w:before="100" w:beforeAutospacing="1" w:after="100" w:afterAutospacing="1" w:line="240" w:lineRule="auto"/>
+          <w:sz w:val="24"/>
+          <w:szCs w:val="24"/>
+        </w:rPr>
+        <w:t>–</w:t>
+      </w:r>
+      <w:r>
+        <w:rPr>
+          <w:rFonts w:ascii="Times New Roman" w:eastAsia="Times New Roman" w:hAnsi="Times New Roman" w:cs="Times New Roman"/>
+          <w:sz w:val="24"/>
+          <w:szCs w:val="24"/>
+        </w:rPr>
+        <w:t xml:space="preserve"> coding</w:t>
+      </w:r>
+    </w:p>
+    <w:p>
+      <w:pPr>
+        <w:spacing w:before="100" w:beforeAutospacing="1" w:after="100" w:afterAutospacing="1" w:line="480" w:lineRule="auto"/>
+        <w:rPr>
+          <w:rFonts w:ascii="Times New Roman" w:eastAsia="Times New Roman" w:hAnsi="Times New Roman" w:cs="Times New Roman"/>
+          <w:sz w:val="24"/>
+          <w:szCs w:val="24"/>
+        </w:rPr>
+      </w:pPr>
+      <w:r>
+        <w:rPr>
+          <w:rFonts w:ascii="Times New Roman" w:eastAsia="Times New Roman" w:hAnsi="Times New Roman" w:cs="Times New Roman"/>
+          <w:sz w:val="24"/>
+          <w:szCs w:val="24"/>
+        </w:rPr>
+        <w:t xml:space="preserve">Email </w:t>
+      </w:r>
+      <w:proofErr w:type="gramStart"/>
+      <w:r>
+        <w:rPr>
+          <w:rFonts w:ascii="Times New Roman" w:eastAsia="Times New Roman" w:hAnsi="Times New Roman" w:cs="Times New Roman"/>
+          <w:sz w:val="24"/>
+          <w:szCs w:val="24"/>
+        </w:rPr>
+        <w:t>id:jayanthiselvarj2007@gmail.com</w:t>
+      </w:r>
+      <w:proofErr w:type="gramEnd"/>
+    </w:p>
+    <w:p>
+      <w:pPr>
+        <w:spacing w:before="100" w:beforeAutospacing="1" w:after="100" w:afterAutospacing="1" w:line="480" w:lineRule="auto"/>
         <w:rPr>
           <w:rFonts w:ascii="Times New Roman" w:eastAsia="Times New Roman" w:hAnsi="Times New Roman" w:cs="Times New Roman"/>
           <w:sz w:val="24"/>
@@ -317,85 +551,41 @@
           <w:sz w:val="24"/>
           <w:szCs w:val="24"/>
         </w:rPr>
-        <w:t xml:space="preserve"> GOPIKA S</w:t>
-      </w:r>
-      <w:r>
-        <w:rPr>
-          <w:rFonts w:ascii="Times New Roman" w:eastAsia="Times New Roman" w:hAnsi="Times New Roman" w:cs="Times New Roman"/>
-          <w:sz w:val="24"/>
-          <w:szCs w:val="24"/>
-        </w:rPr>
-        <w:t xml:space="preserve"> - Demo video</w:t>
-      </w:r>
-    </w:p>
-    <w:p>
-      <w:pPr>
-        <w:spacing w:before="100" w:beforeAutospacing="1" w:after="100" w:afterAutospacing="1" w:line="240" w:lineRule="auto"/>
-        <w:rPr>
-          <w:rFonts w:ascii="Times New Roman" w:eastAsia="Times New Roman" w:hAnsi="Times New Roman" w:cs="Times New Roman"/>
-          <w:sz w:val="24"/>
-          <w:szCs w:val="24"/>
-        </w:rPr>
-      </w:pPr>
-      <w:r>
-        <w:rPr>
-          <w:rFonts w:ascii="Times New Roman" w:eastAsia="Times New Roman" w:hAnsi="Times New Roman" w:cs="Times New Roman"/>
-          <w:sz w:val="24"/>
-          <w:szCs w:val="24"/>
-        </w:rPr>
-        <w:t xml:space="preserve">Team </w:t>
-      </w:r>
-      <w:proofErr w:type="gramStart"/>
-      <w:r>
-        <w:rPr>
-          <w:rFonts w:ascii="Times New Roman" w:eastAsia="Times New Roman" w:hAnsi="Times New Roman" w:cs="Times New Roman"/>
-          <w:sz w:val="24"/>
-          <w:szCs w:val="24"/>
-        </w:rPr>
-        <w:t>member :</w:t>
-      </w:r>
-      <w:proofErr w:type="gramEnd"/>
-      <w:r>
-        <w:rPr>
-          <w:rFonts w:ascii="Times New Roman" w:eastAsia="Times New Roman" w:hAnsi="Times New Roman" w:cs="Times New Roman"/>
-          <w:sz w:val="24"/>
-          <w:szCs w:val="24"/>
-        </w:rPr>
-        <w:t xml:space="preserve"> JAYANTHI S</w:t>
-      </w:r>
-      <w:r>
-        <w:rPr>
-          <w:rFonts w:ascii="Times New Roman" w:eastAsia="Times New Roman" w:hAnsi="Times New Roman" w:cs="Times New Roman"/>
-          <w:sz w:val="24"/>
-          <w:szCs w:val="24"/>
-        </w:rPr>
-        <w:t xml:space="preserve"> - coding</w:t>
-      </w:r>
-    </w:p>
-    <w:p>
-      <w:pPr>
-        <w:spacing w:before="100" w:beforeAutospacing="1" w:after="100" w:afterAutospacing="1" w:line="240" w:lineRule="auto"/>
-        <w:rPr>
-          <w:rFonts w:ascii="Times New Roman" w:eastAsia="Times New Roman" w:hAnsi="Times New Roman" w:cs="Times New Roman"/>
-          <w:sz w:val="24"/>
-          <w:szCs w:val="24"/>
-        </w:rPr>
-      </w:pPr>
-      <w:r>
-        <w:rPr>
-          <w:rFonts w:ascii="Times New Roman" w:eastAsia="Times New Roman" w:hAnsi="Times New Roman" w:cs="Times New Roman"/>
-          <w:sz w:val="24"/>
-          <w:szCs w:val="24"/>
-        </w:rPr>
-        <w:t>Team member : KEERTHANA S</w:t>
-      </w:r>
-      <w:r>
-        <w:rPr>
-          <w:rFonts w:ascii="Times New Roman" w:eastAsia="Times New Roman" w:hAnsi="Times New Roman" w:cs="Times New Roman"/>
-          <w:sz w:val="24"/>
-          <w:szCs w:val="24"/>
-        </w:rPr>
-        <w:t xml:space="preserve"> – Document creation</w:t>
+        <w:t xml:space="preserve"> KEERTHANA S</w:t>
+      </w:r>
+      <w:r>
+        <w:rPr>
+          <w:rFonts w:ascii="Times New Roman" w:eastAsia="Times New Roman" w:hAnsi="Times New Roman" w:cs="Times New Roman"/>
+          <w:sz w:val="24"/>
+          <w:szCs w:val="24"/>
+        </w:rPr>
+        <w:t xml:space="preserve"> – Document creatio</w:t>
+      </w:r>
+      <w:r>
+        <w:rPr>
+          <w:rFonts w:ascii="Times New Roman" w:eastAsia="Times New Roman" w:hAnsi="Times New Roman" w:cs="Times New Roman"/>
+          <w:sz w:val="24"/>
+          <w:szCs w:val="24"/>
+        </w:rPr>
+        <w:t>n</w:t>
+      </w:r>
+    </w:p>
+    <w:p>
+      <w:pPr>
+        <w:spacing w:before="100" w:beforeAutospacing="1" w:after="100" w:afterAutospacing="1" w:line="480" w:lineRule="auto"/>
+        <w:rPr>
+          <w:rFonts w:ascii="Times New Roman" w:eastAsia="Times New Roman" w:hAnsi="Times New Roman" w:cs="Times New Roman"/>
+          <w:sz w:val="24"/>
+          <w:szCs w:val="24"/>
+        </w:rPr>
+      </w:pPr>
+      <w:r>
+        <w:rPr>
+          <w:rFonts w:ascii="Times New Roman" w:eastAsia="Times New Roman" w:hAnsi="Times New Roman" w:cs="Times New Roman"/>
+          <w:sz w:val="24"/>
+          <w:szCs w:val="24"/>
+        </w:rPr>
+        <w:t>Email id:keerthanasankar149@gmail.com</w:t>
       </w:r>
     </w:p>
     <w:p>
@@ -504,6 +694,7 @@
         </w:numPr>
       </w:pPr>
       <w:r>
+        <w:lastRenderedPageBreak/>
         <w:t>View All Contacts</w:t>
       </w:r>
     </w:p>
@@ -534,14 +725,17 @@
     <w:p>
       <w:pPr>
         <w:pStyle w:val="ListParagraph"/>
-        <w:numPr>
-          <w:ilvl w:val="0"/>
-          <w:numId w:val="2"/>
-        </w:numPr>
-      </w:pPr>
-      <w:r>
-        <w:t>Secure API using JWT Authentication</w:t>
-      </w:r>
+      </w:pPr>
+    </w:p>
+    <w:p>
+      <w:pPr>
+        <w:pStyle w:val="ListParagraph"/>
+      </w:pPr>
+    </w:p>
+    <w:p>
+      <w:pPr>
+        <w:pStyle w:val="ListParagraph"/>
+      </w:pPr>
     </w:p>
     <w:p>
       <w:pPr>
@@ -552,38 +746,20 @@
         </w:numPr>
       </w:pPr>
       <w:r>
+        <w:t>Secure API using JWT Authentication</w:t>
+      </w:r>
+    </w:p>
+    <w:p>
+      <w:pPr>
+        <w:pStyle w:val="ListParagraph"/>
+        <w:numPr>
+          <w:ilvl w:val="0"/>
+          <w:numId w:val="2"/>
+        </w:numPr>
+      </w:pPr>
+      <w:r>
         <w:t>MongoDB Database Integration</w:t>
       </w:r>
-    </w:p>
-    <w:p>
-      <w:pPr>
-        <w:rPr>
-          <w:b/>
-          <w:bCs/>
-          <w:sz w:val="24"/>
-          <w:szCs w:val="24"/>
-        </w:rPr>
-      </w:pPr>
-    </w:p>
-    <w:p>
-      <w:pPr>
-        <w:rPr>
-          <w:b/>
-          <w:bCs/>
-          <w:sz w:val="24"/>
-          <w:szCs w:val="24"/>
-        </w:rPr>
-      </w:pPr>
-    </w:p>
-    <w:p>
-      <w:pPr>
-        <w:rPr>
-          <w:b/>
-          <w:bCs/>
-          <w:sz w:val="24"/>
-          <w:szCs w:val="24"/>
-        </w:rPr>
-      </w:pPr>
     </w:p>
     <w:p>
       <w:pPr>
@@ -1198,6 +1374,7 @@
     </w:p>
     <w:p>
       <w:r>
+        <w:lastRenderedPageBreak/>
         <w:t>│     contactModel.js</w:t>
       </w:r>
     </w:p>
@@ -1235,7 +1412,6 @@
     </w:p>
     <w:p>
       <w:r>
-        <w:lastRenderedPageBreak/>
         <w:t>│</w:t>
       </w:r>
     </w:p>
@@ -1494,6 +1670,7 @@
     <w:p/>
     <w:p>
       <w:r>
+        <w:lastRenderedPageBreak/>
         <w:t>node index.js</w:t>
       </w:r>
     </w:p>
@@ -1824,6 +2001,7 @@
     </w:p>
     <w:p>
       <w:r>
+        <w:lastRenderedPageBreak/>
         <w:t>{</w:t>
       </w:r>
     </w:p>
@@ -2499,6 +2677,7 @@
         </w:numPr>
       </w:pPr>
       <w:r>
+        <w:lastRenderedPageBreak/>
         <w:t>Delete Contact</w:t>
       </w:r>
     </w:p>
